--- a/Materna_TH_20261008_mth30.docx
+++ b/Materna_TH_20261008_mth30.docx
@@ -21389,7 +21389,7 @@
             <w:pPr>
               <w:pStyle w:val="Bodytext"/>
               <w:spacing w:after="0"/>
-              <w:jc w:val="center"/>
+              <w:jc w:val="both"/>
             </w:pPr>
             <w:r>
               <w:t>{#test_object_results_000_000}</w:t>
@@ -21399,7 +21399,7 @@
             <w:pPr>
               <w:pStyle w:val="Bodytext"/>
               <w:spacing w:after="0"/>
-              <w:jc w:val="center"/>
+              <w:jc w:val="both"/>
             </w:pPr>
             <w:r>
               <w:t>{#has_description}</w:t>
@@ -21409,7 +21409,7 @@
             <w:pPr>
               <w:pStyle w:val="Bodytext"/>
               <w:spacing w:after="0"/>
-              <w:jc w:val="center"/>
+              <w:jc w:val="both"/>
             </w:pPr>
             <w:r>
               <w:t>{~~description}</w:t>
@@ -21419,7 +21419,7 @@
             <w:pPr>
               <w:pStyle w:val="Bodytext"/>
               <w:spacing w:after="0"/>
-              <w:jc w:val="center"/>
+              <w:jc w:val="both"/>
             </w:pPr>
             <w:r>
               <w:t>{/has_description}</w:t>
@@ -21432,7 +21432,6 @@
               <w:autoSpaceDN w:val="0"/>
               <w:adjustRightInd w:val="0"/>
               <w:spacing w:before="60" w:after="0" w:line="288" w:lineRule="auto"/>
-              <w:jc w:val="center"/>
               <w:textAlignment w:val="center"/>
               <w:rPr>
                 <w:rFonts w:eastAsiaTheme="minorHAnsi" w:cs="ArialMT"/>
@@ -21496,7 +21495,7 @@
             <w:pPr>
               <w:pStyle w:val="Bodytext"/>
               <w:spacing w:after="0"/>
-              <w:jc w:val="center"/>
+              <w:jc w:val="both"/>
             </w:pPr>
             <w:r>
               <w:t>{#test_object_results_000_006}</w:t>
@@ -21506,7 +21505,7 @@
             <w:pPr>
               <w:pStyle w:val="Bodytext"/>
               <w:spacing w:after="0"/>
-              <w:jc w:val="center"/>
+              <w:jc w:val="both"/>
             </w:pPr>
             <w:r>
               <w:t>{#has_description}</w:t>
@@ -21516,7 +21515,7 @@
             <w:pPr>
               <w:pStyle w:val="Bodytext"/>
               <w:spacing w:after="0"/>
-              <w:jc w:val="center"/>
+              <w:jc w:val="both"/>
             </w:pPr>
             <w:r>
               <w:t>{~~description}</w:t>
@@ -21526,7 +21525,7 @@
             <w:pPr>
               <w:pStyle w:val="Bodytext"/>
               <w:spacing w:after="0"/>
-              <w:jc w:val="center"/>
+              <w:jc w:val="both"/>
             </w:pPr>
             <w:r>
               <w:t>{/has_description}</w:t>
@@ -21539,7 +21538,6 @@
               <w:autoSpaceDN w:val="0"/>
               <w:adjustRightInd w:val="0"/>
               <w:spacing w:before="60" w:after="0" w:line="288" w:lineRule="auto"/>
-              <w:jc w:val="center"/>
               <w:textAlignment w:val="center"/>
               <w:rPr>
                 <w:rFonts w:eastAsiaTheme="minorHAnsi" w:cs="ArialMT"/>
@@ -21595,7 +21593,6 @@
               <w:autoSpaceDN w:val="0"/>
               <w:adjustRightInd w:val="0"/>
               <w:spacing w:before="60" w:after="0" w:line="288" w:lineRule="auto"/>
-              <w:jc w:val="center"/>
               <w:textAlignment w:val="center"/>
               <w:rPr>
                 <w:rFonts w:eastAsiaTheme="minorHAnsi" w:cs="ArialMT"/>
@@ -21664,7 +21661,6 @@
               <w:autoSpaceDN w:val="0"/>
               <w:adjustRightInd w:val="0"/>
               <w:spacing w:before="60" w:after="0" w:line="288" w:lineRule="auto"/>
-              <w:jc w:val="center"/>
               <w:textAlignment w:val="center"/>
               <w:rPr>
                 <w:rFonts w:eastAsiaTheme="minorHAnsi" w:cs="ArialMT"/>
@@ -21726,7 +21722,6 @@
               <w:autoSpaceDN w:val="0"/>
               <w:adjustRightInd w:val="0"/>
               <w:spacing w:before="60" w:after="0" w:line="288" w:lineRule="auto"/>
-              <w:jc w:val="center"/>
               <w:textAlignment w:val="center"/>
             </w:pPr>
             <w:r>
@@ -21791,7 +21786,6 @@
               <w:autoSpaceDN w:val="0"/>
               <w:adjustRightInd w:val="0"/>
               <w:spacing w:before="60" w:after="0" w:line="288" w:lineRule="auto"/>
-              <w:jc w:val="center"/>
               <w:textAlignment w:val="center"/>
               <w:rPr>
                 <w:rFonts w:eastAsiaTheme="minorHAnsi" w:cs="ArialMT"/>
@@ -21852,7 +21846,6 @@
               <w:autoSpaceDN w:val="0"/>
               <w:adjustRightInd w:val="0"/>
               <w:spacing w:before="60" w:after="0" w:line="288" w:lineRule="auto"/>
-              <w:jc w:val="center"/>
               <w:textAlignment w:val="center"/>
               <w:rPr>
                 <w:rFonts w:eastAsiaTheme="minorHAnsi" w:cs="ArialMT"/>
@@ -21912,7 +21905,6 @@
               <w:autoSpaceDN w:val="0"/>
               <w:adjustRightInd w:val="0"/>
               <w:spacing w:before="60" w:after="0" w:line="288" w:lineRule="auto"/>
-              <w:jc w:val="center"/>
               <w:textAlignment w:val="center"/>
               <w:rPr>
                 <w:rFonts w:eastAsiaTheme="minorHAnsi" w:cs="ArialMT"/>
@@ -21972,7 +21964,6 @@
               <w:autoSpaceDN w:val="0"/>
               <w:adjustRightInd w:val="0"/>
               <w:spacing w:before="60" w:after="0" w:line="288" w:lineRule="auto"/>
-              <w:jc w:val="center"/>
               <w:textAlignment w:val="center"/>
               <w:rPr>
                 <w:rFonts w:eastAsiaTheme="minorHAnsi" w:cs="ArialMT"/>
@@ -22032,7 +22023,6 @@
               <w:autoSpaceDN w:val="0"/>
               <w:adjustRightInd w:val="0"/>
               <w:spacing w:before="60" w:after="0" w:line="288" w:lineRule="auto"/>
-              <w:jc w:val="center"/>
               <w:textAlignment w:val="center"/>
               <w:rPr>
                 <w:rFonts w:eastAsiaTheme="minorHAnsi" w:cs="ArialMT"/>
@@ -22092,7 +22082,6 @@
               <w:autoSpaceDN w:val="0"/>
               <w:adjustRightInd w:val="0"/>
               <w:spacing w:before="60" w:after="0" w:line="288" w:lineRule="auto"/>
-              <w:jc w:val="center"/>
               <w:textAlignment w:val="center"/>
               <w:rPr>
                 <w:rFonts w:eastAsiaTheme="minorHAnsi" w:cs="ArialMT"/>
@@ -22149,7 +22138,6 @@
               <w:autoSpaceDN w:val="0"/>
               <w:adjustRightInd w:val="0"/>
               <w:spacing w:before="60" w:after="0" w:line="288" w:lineRule="auto"/>
-              <w:jc w:val="center"/>
               <w:textAlignment w:val="center"/>
               <w:rPr>
                 <w:rFonts w:eastAsiaTheme="minorHAnsi" w:cs="ArialMT"/>
@@ -22206,7 +22194,6 @@
               <w:autoSpaceDN w:val="0"/>
               <w:adjustRightInd w:val="0"/>
               <w:spacing w:before="60" w:after="0" w:line="288" w:lineRule="auto"/>
-              <w:jc w:val="center"/>
               <w:textAlignment w:val="center"/>
               <w:rPr>
                 <w:rFonts w:eastAsiaTheme="minorHAnsi" w:cs="ArialMT"/>
@@ -22263,7 +22250,6 @@
               <w:autoSpaceDN w:val="0"/>
               <w:adjustRightInd w:val="0"/>
               <w:spacing w:before="60" w:after="0" w:line="288" w:lineRule="auto"/>
-              <w:jc w:val="center"/>
               <w:textAlignment w:val="center"/>
               <w:rPr>
                 <w:rFonts w:eastAsiaTheme="minorHAnsi" w:cs="ArialMT"/>
@@ -22320,7 +22306,6 @@
               <w:autoSpaceDN w:val="0"/>
               <w:adjustRightInd w:val="0"/>
               <w:spacing w:before="60" w:after="0" w:line="288" w:lineRule="auto"/>
-              <w:jc w:val="center"/>
               <w:textAlignment w:val="center"/>
               <w:rPr>
                 <w:rFonts w:eastAsiaTheme="minorHAnsi" w:cs="ArialMT"/>
@@ -22386,7 +22371,6 @@
               <w:autoSpaceDN w:val="0"/>
               <w:adjustRightInd w:val="0"/>
               <w:spacing w:before="60" w:after="0" w:line="288" w:lineRule="auto"/>
-              <w:jc w:val="center"/>
               <w:textAlignment w:val="center"/>
               <w:rPr>
                 <w:rFonts w:eastAsiaTheme="minorHAnsi" w:cs="ArialMT"/>
@@ -22444,7 +22428,6 @@
               <w:autoSpaceDN w:val="0"/>
               <w:adjustRightInd w:val="0"/>
               <w:spacing w:before="60" w:after="0" w:line="288" w:lineRule="auto"/>
-              <w:jc w:val="center"/>
               <w:textAlignment w:val="center"/>
               <w:rPr>
                 <w:rFonts w:eastAsiaTheme="minorHAnsi" w:cs="ArialMT"/>
@@ -22502,7 +22485,6 @@
               <w:autoSpaceDN w:val="0"/>
               <w:adjustRightInd w:val="0"/>
               <w:spacing w:before="60" w:after="0" w:line="288" w:lineRule="auto"/>
-              <w:jc w:val="center"/>
               <w:textAlignment w:val="center"/>
               <w:rPr>
                 <w:rFonts w:eastAsiaTheme="minorHAnsi" w:cs="ArialMT"/>
@@ -22560,7 +22542,6 @@
               <w:autoSpaceDN w:val="0"/>
               <w:adjustRightInd w:val="0"/>
               <w:spacing w:before="60" w:after="0" w:line="288" w:lineRule="auto"/>
-              <w:jc w:val="center"/>
               <w:textAlignment w:val="center"/>
               <w:rPr>
                 <w:rFonts w:eastAsiaTheme="minorHAnsi" w:cs="ArialMT"/>
@@ -22618,7 +22599,6 @@
               <w:autoSpaceDN w:val="0"/>
               <w:adjustRightInd w:val="0"/>
               <w:spacing w:before="60" w:after="0" w:line="288" w:lineRule="auto"/>
-              <w:jc w:val="center"/>
               <w:textAlignment w:val="center"/>
               <w:rPr>
                 <w:rFonts w:eastAsiaTheme="minorHAnsi" w:cs="ArialMT"/>
@@ -39078,15 +39058,6 @@
 </file>
 
 <file path=customXml/item1.xml><?xml version="1.0" encoding="utf-8"?>
-<?mso-contentType ?>
-<FormTemplates xmlns="http://schemas.microsoft.com/sharepoint/v3/contenttype/forms">
-  <Display>DocumentLibraryForm</Display>
-  <Edit>DocumentLibraryForm</Edit>
-  <New>DocumentLibraryForm</New>
-</FormTemplates>
-</file>
-
-<file path=customXml/item2.xml><?xml version="1.0" encoding="utf-8"?>
 <p:properties xmlns:p="http://schemas.microsoft.com/office/2006/metadata/properties" xmlns:xsi="http://www.w3.org/2001/XMLSchema-instance" xmlns:pc="http://schemas.microsoft.com/office/infopath/2007/PartnerControls">
   <documentManagement>
     <TaxCatchAll xmlns="93fc7875-6fee-4afd-b77c-8bf734c0d820" xsi:nil="true"/>
@@ -39097,11 +39068,32 @@
 </p:properties>
 </file>
 
+<file path=customXml/item2.xml><?xml version="1.0" encoding="utf-8"?>
+<c:configuration xmlns:c="http://ns.axespdf.com/word/configuration">
+  <c:group id="Styles"/>
+  <c:group id="Content"/>
+  <c:group id="METADATA">
+    <c:group id="Ids">
+      <c:property id="DocumentID" type="string">6bb36448-6280-4bf2-bd46-d0eeb00cff1a</c:property>
+    </c:group>
+  </c:group>
+</c:configuration>
+</file>
+
 <file path=customXml/item3.xml><?xml version="1.0" encoding="utf-8"?>
 <b:Sources xmlns:b="http://schemas.openxmlformats.org/officeDocument/2006/bibliography" xmlns="http://schemas.openxmlformats.org/officeDocument/2006/bibliography" SelectedStyle="\APA.XSL" StyleName="APA"/>
 </file>
 
 <file path=customXml/item4.xml><?xml version="1.0" encoding="utf-8"?>
+<?mso-contentType ?>
+<FormTemplates xmlns="http://schemas.microsoft.com/sharepoint/v3/contenttype/forms">
+  <Display>DocumentLibraryForm</Display>
+  <Edit>DocumentLibraryForm</Edit>
+  <New>DocumentLibraryForm</New>
+</FormTemplates>
+</file>
+
+<file path=customXml/item5.xml><?xml version="1.0" encoding="utf-8"?>
 <ct:contentTypeSchema xmlns:ct="http://schemas.microsoft.com/office/2006/metadata/contentType" xmlns:ma="http://schemas.microsoft.com/office/2006/metadata/properties/metaAttributes" ct:_="" ma:_="" ma:contentTypeName="Dokument" ma:contentTypeID="0x01010045615C8ACC315B41A4FFBE8DC7501D12" ma:contentTypeVersion="10" ma:contentTypeDescription="Ein neues Dokument erstellen." ma:contentTypeScope="" ma:versionID="f92e0d70edaad9712d519fbd81f83c16">
   <xsd:schema xmlns:xsd="http://www.w3.org/2001/XMLSchema" xmlns:xs="http://www.w3.org/2001/XMLSchema" xmlns:p="http://schemas.microsoft.com/office/2006/metadata/properties" xmlns:ns2="ca0a0b8d-e781-4c3a-88af-d5dd4d3630d3" xmlns:ns3="93fc7875-6fee-4afd-b77c-8bf734c0d820" targetNamespace="http://schemas.microsoft.com/office/2006/metadata/properties" ma:root="true" ma:fieldsID="1fb034de509170dad8baef06a8ff4d79" ns2:_="" ns3:_="">
     <xsd:import namespace="ca0a0b8d-e781-4c3a-88af-d5dd4d3630d3"/>
@@ -39290,33 +39282,21 @@
 </ct:contentTypeSchema>
 </file>
 
-<file path=customXml/item5.xml><?xml version="1.0" encoding="utf-8"?>
-<c:configuration xmlns:c="http://ns.axespdf.com/word/configuration">
-  <c:group id="Styles"/>
-  <c:group id="Content"/>
-  <c:group id="METADATA">
-    <c:group id="Ids">
-      <c:property id="DocumentID" type="string">6bb36448-6280-4bf2-bd46-d0eeb00cff1a</c:property>
-    </c:group>
-  </c:group>
-</c:configuration>
-</file>
-
 <file path=customXml/itemProps1.xml><?xml version="1.0" encoding="utf-8"?>
-<ds:datastoreItem xmlns:ds="http://schemas.openxmlformats.org/officeDocument/2006/customXml" ds:itemID="{32933E0F-8E85-4755-B70E-1E8F21C8D407}">
-  <ds:schemaRefs>
-    <ds:schemaRef ds:uri="http://schemas.microsoft.com/sharepoint/v3/contenttype/forms"/>
-  </ds:schemaRefs>
-</ds:datastoreItem>
-</file>
-
-<file path=customXml/itemProps2.xml><?xml version="1.0" encoding="utf-8"?>
 <ds:datastoreItem xmlns:ds="http://schemas.openxmlformats.org/officeDocument/2006/customXml" ds:itemID="{88F93B12-171D-4FC9-AAA0-ACCA256155D6}">
   <ds:schemaRefs>
     <ds:schemaRef ds:uri="http://schemas.microsoft.com/office/2006/metadata/properties"/>
     <ds:schemaRef ds:uri="http://schemas.microsoft.com/office/infopath/2007/PartnerControls"/>
     <ds:schemaRef ds:uri="93fc7875-6fee-4afd-b77c-8bf734c0d820"/>
     <ds:schemaRef ds:uri="ca0a0b8d-e781-4c3a-88af-d5dd4d3630d3"/>
+  </ds:schemaRefs>
+</ds:datastoreItem>
+</file>
+
+<file path=customXml/itemProps2.xml><?xml version="1.0" encoding="utf-8"?>
+<ds:datastoreItem xmlns:ds="http://schemas.openxmlformats.org/officeDocument/2006/customXml" ds:itemID="{5D7B259D-1CEE-4444-8A39-5731704100FC}">
+  <ds:schemaRefs>
+    <ds:schemaRef ds:uri="http://ns.axespdf.com/word/configuration"/>
   </ds:schemaRefs>
 </ds:datastoreItem>
 </file>
@@ -39330,6 +39310,14 @@
 </file>
 
 <file path=customXml/itemProps4.xml><?xml version="1.0" encoding="utf-8"?>
+<ds:datastoreItem xmlns:ds="http://schemas.openxmlformats.org/officeDocument/2006/customXml" ds:itemID="{32933E0F-8E85-4755-B70E-1E8F21C8D407}">
+  <ds:schemaRefs>
+    <ds:schemaRef ds:uri="http://schemas.microsoft.com/sharepoint/v3/contenttype/forms"/>
+  </ds:schemaRefs>
+</ds:datastoreItem>
+</file>
+
+<file path=customXml/itemProps5.xml><?xml version="1.0" encoding="utf-8"?>
 <ds:datastoreItem xmlns:ds="http://schemas.openxmlformats.org/officeDocument/2006/customXml" ds:itemID="{9AF71047-66AE-47CF-80E2-9BEA12AC6519}">
   <ds:schemaRefs>
     <ds:schemaRef ds:uri="http://schemas.microsoft.com/office/2006/metadata/contentType"/>
@@ -39346,12 +39334,4 @@
     <ds:schemaRef ds:uri="http://schemas.microsoft.com/internal/obd"/>
   </ds:schemaRefs>
 </ds:datastoreItem>
-</file>
-
-<file path=customXml/itemProps5.xml><?xml version="1.0" encoding="utf-8"?>
-<ds:datastoreItem xmlns:ds="http://schemas.openxmlformats.org/officeDocument/2006/customXml" ds:itemID="{5D7B259D-1CEE-4444-8A39-5731704100FC}">
-  <ds:schemaRefs>
-    <ds:schemaRef ds:uri="http://ns.axespdf.com/word/configuration"/>
-  </ds:schemaRefs>
-</ds:datastoreItem>
 </file>